--- a/services/export-service/templates/web/03_general_info.docx
+++ b/services/export-service/templates/web/03_general_info.docx
@@ -12,7 +12,7 @@
         <w:ind w:left="432" w:hanging="432"/>
         <w:rPr/>
       </w:pPr>
-      <w:bookmarkStart w:colFirst="0" w:colLast="0" w:name="_a228w9y3hcdg" w:id="0"/>
+      <w:bookmarkStart w:colFirst="0" w:colLast="0" w:name="_1pqoj7vpixsl" w:id="0"/>
       <w:bookmarkEnd w:id="0"/>
       <w:r>
         <w:rPr>
@@ -52,70 +52,14 @@
         <w:ind w:left="0" w:right="0" w:firstLine="0"/>
         <w:jc w:val="center"/>
         <w:rPr>
-          <w:rFonts w:ascii="Times New Roman" w:cs="Times New Roman" w:eastAsia="Times New Roman" w:hAnsi="Times New Roman"/>
           <w:b w:val="1"/>
           <w:bCs w:val="1"/>
           <w:i w:val="1"/>
           <w:iCs w:val="1"/>
-          <w:smallCaps w:val="0"/>
-          <w:strike w:val="0"/>
-          <w:color w:val="262626"/>
           <w:sz w:val="28"/>
           <w:szCs w:val="28"/>
-          <w:u w:val="none"/>
-          <w:shd w:fill="auto" w:val="clear"/>
-          <w:vertAlign w:val="baseline"/>
-        </w:rPr>
-      </w:pPr>
-      <w:r>
-        <w:rPr>
-          <w:rFonts w:ascii="Times New Roman" w:cs="Times New Roman" w:eastAsia="Times New Roman" w:hAnsi="Times New Roman"/>
-          <w:b w:val="1"/>
-          <w:bCs w:val="1"/>
-          <w:i w:val="1"/>
-          <w:iCs w:val="1"/>
-          <w:smallCaps w:val="0"/>
-          <w:strike w:val="0"/>
-          <w:color w:val="262626"/>
-          <w:sz w:val="28"/>
-          <w:szCs w:val="28"/>
-          <w:u w:val="none"/>
-          <w:shd w:fill="auto" w:val="clear"/>
-          <w:vertAlign w:val="baseline"/>
-        </w:rPr>
-        <w:drawing>
-          <wp:inline distB="0" distT="0" distL="0" distR="0">
-            <wp:extent cx="6263638" cy="3772992"/>
-            <wp:effectExtent b="0" l="0" r="0" t="0"/>
-            <wp:docPr id="1" name="image1.png"/>
-            <a:graphic>
-              <a:graphicData uri="http://schemas.openxmlformats.org/drawingml/2006/picture">
-                <pic:pic>
-                  <pic:nvPicPr>
-                    <pic:cNvPr id="0" name="image1.png"/>
-                    <pic:cNvPicPr preferRelativeResize="0"/>
-                  </pic:nvPicPr>
-                  <pic:blipFill>
-                    <a:blip r:embed="rId6"/>
-                    <a:srcRect b="0" l="0" r="0" t="0"/>
-                    <a:stretch>
-                      <a:fillRect/>
-                    </a:stretch>
-                  </pic:blipFill>
-                  <pic:spPr>
-                    <a:xfrm>
-                      <a:off x="0" y="0"/>
-                      <a:ext cx="6263638" cy="3772992"/>
-                    </a:xfrm>
-                    <a:prstGeom prst="rect"/>
-                    <a:ln/>
-                  </pic:spPr>
-                </pic:pic>
-              </a:graphicData>
-            </a:graphic>
-          </wp:inline>
-        </w:drawing>
-      </w:r>
+        </w:rPr>
+      </w:pPr>
       <w:r>
         <w:rPr>
           <w:rFonts w:ascii="Times New Roman" w:cs="Times New Roman" w:eastAsia="Times New Roman" w:hAnsi="Times New Roman"/>
@@ -162,26 +106,29 @@
     </w:p>
     <w:p>
       <w:pPr>
-        <w:keepNext w:val="1"/>
-        <w:spacing w:after="0" w:lineRule="auto"/>
+        <w:keepNext w:val="0"/>
+        <w:keepLines w:val="0"/>
+        <w:pageBreakBefore w:val="0"/>
+        <w:widowControl w:val="1"/>
+        <w:pBdr>
+          <w:top w:space="0" w:sz="0" w:val="nil"/>
+          <w:left w:space="0" w:sz="0" w:val="nil"/>
+          <w:bottom w:space="0" w:sz="0" w:val="nil"/>
+          <w:right w:space="0" w:sz="0" w:val="nil"/>
+          <w:between w:space="0" w:sz="0" w:val="nil"/>
+        </w:pBdr>
+        <w:shd w:fill="auto" w:val="clear"/>
+        <w:spacing w:after="200" w:before="320" w:line="240" w:lineRule="auto"/>
+        <w:ind w:left="0" w:right="0" w:firstLine="0"/>
+        <w:jc w:val="center"/>
         <w:rPr>
           <w:b w:val="1"/>
           <w:bCs w:val="1"/>
           <w:i w:val="1"/>
           <w:iCs w:val="1"/>
-          <w:sz w:val="22"/>
-          <w:szCs w:val="22"/>
-        </w:rPr>
-      </w:pPr>
-      <w:r>
-        <w:rPr>
-          <w:rtl w:val="0"/>
-        </w:rPr>
-      </w:r>
-    </w:p>
-    <w:p>
-      <w:pPr>
-        <w:rPr/>
+          <w:sz w:val="28"/>
+          <w:szCs w:val="28"/>
+        </w:rPr>
       </w:pPr>
       <w:r>
         <w:rPr>
@@ -196,7 +143,7 @@
           <w:ilvl w:val="1"/>
           <w:numId w:val="2"/>
         </w:numPr>
-        <w:ind w:left="7947" w:hanging="576.0000000000002"/>
+        <w:ind w:left="0" w:firstLine="0"/>
         <w:rPr>
           <w:rFonts w:ascii="Times New Roman" w:cs="Times New Roman" w:eastAsia="Times New Roman" w:hAnsi="Times New Roman"/>
           <w:b w:val="0"/>
@@ -205,7 +152,7 @@
           <w:szCs w:val="28"/>
         </w:rPr>
       </w:pPr>
-      <w:bookmarkStart w:colFirst="0" w:colLast="0" w:name="_y1xf5q6mhket" w:id="1"/>
+      <w:bookmarkStart w:colFirst="0" w:colLast="0" w:name="_2jek7ikzqhxf" w:id="1"/>
       <w:bookmarkEnd w:id="1"/>
       <w:r>
         <w:rPr>
@@ -279,7 +226,7 @@
               <w:rPr>
                 <w:rtl w:val="0"/>
               </w:rPr>
-              <w:t xml:space="preserve">{{ asName }}</w:t>
+              <w:t xml:space="preserve">{ asName }}</w:t>
             </w:r>
           </w:p>
         </w:tc>
@@ -494,7 +441,7 @@
           <w:ilvl w:val="1"/>
           <w:numId w:val="2"/>
         </w:numPr>
-        <w:ind w:left="7947" w:hanging="576.0000000000002"/>
+        <w:ind w:left="0" w:firstLine="0"/>
         <w:rPr>
           <w:rFonts w:ascii="Times New Roman" w:cs="Times New Roman" w:eastAsia="Times New Roman" w:hAnsi="Times New Roman"/>
           <w:b w:val="0"/>
@@ -503,7 +450,7 @@
           <w:szCs w:val="28"/>
         </w:rPr>
       </w:pPr>
-      <w:bookmarkStart w:colFirst="0" w:colLast="0" w:name="_ew8l269mymq7" w:id="2"/>
+      <w:bookmarkStart w:colFirst="0" w:colLast="0" w:name="_n9rks9sfdbo8" w:id="2"/>
       <w:bookmarkEnd w:id="2"/>
       <w:r>
         <w:rPr>
@@ -769,10 +716,10 @@
           <w:ilvl w:val="1"/>
           <w:numId w:val="2"/>
         </w:numPr>
-        <w:ind w:left="7947" w:hanging="576.0000000000002"/>
+        <w:ind w:left="0" w:firstLine="0"/>
         <w:rPr/>
       </w:pPr>
-      <w:bookmarkStart w:colFirst="0" w:colLast="0" w:name="_mzucnp53kxj9" w:id="3"/>
+      <w:bookmarkStart w:colFirst="0" w:colLast="0" w:name="_28zfe9ruyvfg" w:id="3"/>
       <w:bookmarkEnd w:id="3"/>
       <w:r>
         <w:rPr>
@@ -822,8 +769,7 @@
               <w:rPr>
                 <w:rtl w:val="0"/>
               </w:rPr>
-              <w:t xml:space="preserve">{% for s in software %}{{ s.name }} {{ s.version }}{% endfor %}</w:t>
-              <w:tab/>
+              <w:t xml:space="preserve">Burp Suite </w:t>
             </w:r>
           </w:p>
         </w:tc>
@@ -837,13 +783,37 @@
               <w:rPr>
                 <w:rtl w:val="0"/>
               </w:rPr>
-              <w:t xml:space="preserve">{% for s in software %}{{ s.name }} {{ s.version }}{% endfor %}</w:t>
-              <w:tab/>
+              <w:t xml:space="preserve">Интегрированная платформа для тестирования безопасности веб-приложений как в ручном, так и в автоматических режимах. Перехватывает сообщения, проходящие по протоколу HTTP(S) в режиме man-in-the-middle</w:t>
+            </w:r>
+          </w:p>
+          <w:p>
+            <w:pPr>
+              <w:rPr/>
+            </w:pPr>
+            <w:r>
+              <w:rPr>
+                <w:rtl w:val="0"/>
+              </w:rPr>
             </w:r>
           </w:p>
         </w:tc>
       </w:tr>
     </w:tbl>
+    <w:p>
+      <w:pPr>
+        <w:pStyle w:val="Heading2"/>
+        <w:ind w:left="0" w:firstLine="0"/>
+        <w:rPr/>
+      </w:pPr>
+      <w:bookmarkStart w:colFirst="0" w:colLast="0" w:name="_sec039qihgn6" w:id="4"/>
+      <w:bookmarkEnd w:id="4"/>
+      <w:r>
+        <w:rPr>
+          <w:rtl w:val="0"/>
+        </w:rPr>
+        <w:t xml:space="preserve">{% for s in software %}{{ s.name }} {{ s.description }}{% endfor %}</w:t>
+      </w:r>
+    </w:p>
     <w:p>
       <w:pPr>
         <w:pStyle w:val="Heading2"/>
@@ -851,7 +821,7 @@
           <w:ilvl w:val="1"/>
           <w:numId w:val="2"/>
         </w:numPr>
-        <w:ind w:left="7947" w:hanging="576.0000000000002"/>
+        <w:ind w:left="0" w:firstLine="0"/>
         <w:rPr>
           <w:rFonts w:ascii="Times New Roman" w:cs="Times New Roman" w:eastAsia="Times New Roman" w:hAnsi="Times New Roman"/>
           <w:b w:val="0"/>
@@ -860,8 +830,8 @@
           <w:szCs w:val="32"/>
         </w:rPr>
       </w:pPr>
-      <w:bookmarkStart w:colFirst="0" w:colLast="0" w:name="_qtqgtwwtn6qv" w:id="4"/>
-      <w:bookmarkEnd w:id="4"/>
+      <w:bookmarkStart w:colFirst="0" w:colLast="0" w:name="_c5b01a536wuo" w:id="5"/>
+      <w:bookmarkEnd w:id="5"/>
       <w:r>
         <w:rPr>
           <w:rFonts w:ascii="Times New Roman" w:cs="Times New Roman" w:eastAsia="Times New Roman" w:hAnsi="Times New Roman"/>
@@ -951,6 +921,11 @@
         </w:rPr>
         <w:t xml:space="preserve">сбор информации;</w:t>
       </w:r>
+      <w:r>
+        <w:rPr>
+          <w:rtl w:val="0"/>
+        </w:rPr>
+      </w:r>
     </w:p>
     <w:p>
       <w:pPr>
@@ -1007,6 +982,11 @@
         </w:rPr>
         <w:t xml:space="preserve">тестирование управления конфигурациями и развёртыванием;</w:t>
       </w:r>
+      <w:r>
+        <w:rPr>
+          <w:rtl w:val="0"/>
+        </w:rPr>
+      </w:r>
     </w:p>
     <w:p>
       <w:pPr>
@@ -1063,6 +1043,11 @@
         </w:rPr>
         <w:t xml:space="preserve">тестирование управления идентификацией;</w:t>
       </w:r>
+      <w:r>
+        <w:rPr>
+          <w:rtl w:val="0"/>
+        </w:rPr>
+      </w:r>
     </w:p>
     <w:p>
       <w:pPr>
@@ -1119,6 +1104,11 @@
         </w:rPr>
         <w:t xml:space="preserve">тестирование аутентификации;</w:t>
       </w:r>
+      <w:r>
+        <w:rPr>
+          <w:rtl w:val="0"/>
+        </w:rPr>
+      </w:r>
     </w:p>
     <w:p>
       <w:pPr>
@@ -1175,6 +1165,11 @@
         </w:rPr>
         <w:t xml:space="preserve">тестирование авторизации;</w:t>
       </w:r>
+      <w:r>
+        <w:rPr>
+          <w:rtl w:val="0"/>
+        </w:rPr>
+      </w:r>
     </w:p>
     <w:p>
       <w:pPr>
@@ -1231,6 +1226,11 @@
         </w:rPr>
         <w:t xml:space="preserve">тестирование управления сессиями;</w:t>
       </w:r>
+      <w:r>
+        <w:rPr>
+          <w:rtl w:val="0"/>
+        </w:rPr>
+      </w:r>
     </w:p>
     <w:p>
       <w:pPr>
@@ -1287,6 +1287,11 @@
         </w:rPr>
         <w:t xml:space="preserve">тестирование контроля входных данных;</w:t>
       </w:r>
+      <w:r>
+        <w:rPr>
+          <w:rtl w:val="0"/>
+        </w:rPr>
+      </w:r>
     </w:p>
     <w:p>
       <w:pPr>
@@ -1343,6 +1348,11 @@
         </w:rPr>
         <w:t xml:space="preserve">тестирование корректной обработки ошибок;</w:t>
       </w:r>
+      <w:r>
+        <w:rPr>
+          <w:rtl w:val="0"/>
+        </w:rPr>
+      </w:r>
     </w:p>
     <w:p>
       <w:pPr>
@@ -1399,6 +1409,11 @@
         </w:rPr>
         <w:t xml:space="preserve">тестирование криптографии;</w:t>
       </w:r>
+      <w:r>
+        <w:rPr>
+          <w:rtl w:val="0"/>
+        </w:rPr>
+      </w:r>
     </w:p>
     <w:p>
       <w:pPr>
@@ -1455,6 +1470,11 @@
         </w:rPr>
         <w:t xml:space="preserve">тестирование бизнес-логики;</w:t>
       </w:r>
+      <w:r>
+        <w:rPr>
+          <w:rtl w:val="0"/>
+        </w:rPr>
+      </w:r>
     </w:p>
     <w:p>
       <w:pPr>
@@ -1511,6 +1531,11 @@
         </w:rPr>
         <w:t xml:space="preserve">тестирование на стороне клиента;</w:t>
       </w:r>
+      <w:r>
+        <w:rPr>
+          <w:rtl w:val="0"/>
+        </w:rPr>
+      </w:r>
     </w:p>
     <w:p>
       <w:pPr>
@@ -1567,6 +1592,11 @@
         </w:rPr>
         <w:t xml:space="preserve">тестирование API.</w:t>
       </w:r>
+      <w:r>
+        <w:rPr>
+          <w:rtl w:val="0"/>
+        </w:rPr>
+      </w:r>
     </w:p>
     <w:p>
       <w:pPr>
@@ -1618,13 +1648,312 @@
         </w:rPr>
       </w:r>
     </w:p>
+    <w:p>
+      <w:pPr>
+        <w:rPr/>
+      </w:pPr>
+      <w:r>
+        <w:rPr>
+          <w:rtl w:val="0"/>
+        </w:rPr>
+      </w:r>
+    </w:p>
+    <w:p>
+      <w:pPr>
+        <w:rPr/>
+      </w:pPr>
+      <w:r>
+        <w:rPr>
+          <w:rtl w:val="0"/>
+        </w:rPr>
+      </w:r>
+    </w:p>
+    <w:p>
+      <w:pPr>
+        <w:rPr/>
+      </w:pPr>
+      <w:r>
+        <w:rPr>
+          <w:rtl w:val="0"/>
+        </w:rPr>
+      </w:r>
+    </w:p>
+    <w:p>
+      <w:pPr>
+        <w:rPr/>
+        <w:sectPr>
+          <w:footerReference r:id="rId6" w:type="default"/>
+          <w:footerReference r:id="rId7" w:type="first"/>
+          <w:pgSz w:h="16838" w:w="11906" w:orient="portrait"/>
+          <w:pgMar w:bottom="1021" w:top="1021" w:left="1021" w:right="1021" w:header="680" w:footer="709"/>
+          <w:pgNumType w:start="1"/>
+          <w:titlePg w:val="1"/>
+        </w:sectPr>
+      </w:pPr>
+      <w:r>
+        <w:rPr>
+          <w:rtl w:val="0"/>
+        </w:rPr>
+      </w:r>
+    </w:p>
+    <w:p>
+      <w:pPr>
+        <w:pStyle w:val="Heading2"/>
+        <w:numPr>
+          <w:ilvl w:val="1"/>
+          <w:numId w:val="2"/>
+        </w:numPr>
+        <w:ind w:left="0" w:firstLine="0"/>
+        <w:rPr>
+          <w:rFonts w:ascii="Times New Roman" w:cs="Times New Roman" w:eastAsia="Times New Roman" w:hAnsi="Times New Roman"/>
+          <w:b w:val="0"/>
+          <w:bCs w:val="0"/>
+          <w:sz w:val="32"/>
+          <w:szCs w:val="32"/>
+        </w:rPr>
+      </w:pPr>
+      <w:bookmarkStart w:colFirst="0" w:colLast="0" w:name="_gxyynjcuq5gc" w:id="6"/>
+      <w:bookmarkEnd w:id="6"/>
+      <w:r>
+        <w:rPr>
+          <w:rFonts w:ascii="Times New Roman" w:cs="Times New Roman" w:eastAsia="Times New Roman" w:hAnsi="Times New Roman"/>
+          <w:b w:val="0"/>
+          <w:bCs w:val="0"/>
+          <w:sz w:val="32"/>
+          <w:szCs w:val="32"/>
+          <w:rtl w:val="0"/>
+        </w:rPr>
+        <w:t xml:space="preserve">Подготовка к тестированию</w:t>
+      </w:r>
+    </w:p>
+    <w:p>
+      <w:pPr>
+        <w:keepNext w:val="0"/>
+        <w:keepLines w:val="0"/>
+        <w:pageBreakBefore w:val="0"/>
+        <w:widowControl w:val="1"/>
+        <w:pBdr>
+          <w:top w:space="0" w:sz="0" w:val="nil"/>
+          <w:left w:space="0" w:sz="0" w:val="nil"/>
+          <w:bottom w:space="0" w:sz="0" w:val="nil"/>
+          <w:right w:space="0" w:sz="0" w:val="nil"/>
+          <w:between w:space="0" w:sz="0" w:val="nil"/>
+        </w:pBdr>
+        <w:shd w:fill="auto" w:val="clear"/>
+        <w:spacing w:after="200" w:before="320" w:line="240" w:lineRule="auto"/>
+        <w:ind w:left="0" w:right="0" w:firstLine="0"/>
+        <w:jc w:val="left"/>
+        <w:rPr/>
+      </w:pPr>
+      <w:r>
+        <w:rPr>
+          <w:rFonts w:ascii="Times New Roman" w:cs="Times New Roman" w:eastAsia="Times New Roman" w:hAnsi="Times New Roman"/>
+          <w:b w:val="0"/>
+          <w:bCs w:val="0"/>
+          <w:i w:val="0"/>
+          <w:iCs w:val="0"/>
+          <w:smallCaps w:val="0"/>
+          <w:strike w:val="0"/>
+          <w:color w:val="262626"/>
+          <w:sz w:val="24"/>
+          <w:szCs w:val="24"/>
+          <w:u w:val="none"/>
+          <w:shd w:fill="auto" w:val="clear"/>
+          <w:vertAlign w:val="baseline"/>
+          <w:rtl w:val="0"/>
+        </w:rPr>
+        <w:t xml:space="preserve">Тестирование включало в себя проведение практического анализа защищенности веб</w:t>
+      </w:r>
+      <w:r>
+        <w:rPr>
+          <w:rtl w:val="0"/>
+        </w:rPr>
+        <w:t xml:space="preserve">/В ходе подготовки к тестированию Исполнителю были предоставлены учетные записи, представленные в таблице 1.</w:t>
+      </w:r>
+    </w:p>
+    <w:p>
+      <w:pPr>
+        <w:jc w:val="right"/>
+        <w:rPr>
+          <w:b w:val="1"/>
+          <w:bCs w:val="1"/>
+        </w:rPr>
+      </w:pPr>
+      <w:r>
+        <w:rPr>
+          <w:b w:val="1"/>
+          <w:bCs w:val="1"/>
+          <w:rtl w:val="0"/>
+        </w:rPr>
+        <w:t xml:space="preserve">Таблица 1 Перечень предоставленных учетных записей</w:t>
+      </w:r>
+    </w:p>
+    <w:tbl>
+      <w:tblPr>
+        <w:tblStyle w:val="Table4"/>
+        <w:tblW w:w="9854.0" w:type="dxa"/>
+        <w:jc w:val="left"/>
+        <w:tblBorders>
+          <w:top w:color="000000" w:space="0" w:sz="4" w:val="single"/>
+          <w:left w:color="000000" w:space="0" w:sz="4" w:val="single"/>
+          <w:bottom w:color="000000" w:space="0" w:sz="4" w:val="single"/>
+          <w:right w:color="000000" w:space="0" w:sz="4" w:val="single"/>
+          <w:insideH w:color="000000" w:space="0" w:sz="4" w:val="single"/>
+          <w:insideV w:color="000000" w:space="0" w:sz="4" w:val="single"/>
+        </w:tblBorders>
+        <w:tblLayout w:type="fixed"/>
+        <w:tblLook w:val="0400"/>
+      </w:tblPr>
+      <w:tblGrid>
+        <w:gridCol w:w="4927"/>
+        <w:gridCol w:w="4927"/>
+        <w:tblGridChange w:id="0">
+          <w:tblGrid>
+            <w:gridCol w:w="4927"/>
+            <w:gridCol w:w="4927"/>
+          </w:tblGrid>
+        </w:tblGridChange>
+      </w:tblGrid>
+      <w:tr>
+        <w:trPr>
+          <w:cantSplit w:val="0"/>
+          <w:trHeight w:val="442" w:hRule="atLeast"/>
+          <w:tblHeader w:val="0"/>
+        </w:trPr>
+        <w:tc>
+          <w:tcPr/>
+          <w:p>
+            <w:pPr>
+              <w:jc w:val="center"/>
+              <w:rPr>
+                <w:b w:val="1"/>
+                <w:bCs w:val="1"/>
+              </w:rPr>
+            </w:pPr>
+            <w:r>
+              <w:rPr>
+                <w:b w:val="1"/>
+                <w:bCs w:val="1"/>
+                <w:rtl w:val="0"/>
+              </w:rPr>
+              <w:t xml:space="preserve">Имя учетной записи</w:t>
+            </w:r>
+          </w:p>
+        </w:tc>
+        <w:tc>
+          <w:tcPr/>
+          <w:p>
+            <w:pPr>
+              <w:jc w:val="center"/>
+              <w:rPr>
+                <w:b w:val="1"/>
+                <w:bCs w:val="1"/>
+              </w:rPr>
+            </w:pPr>
+            <w:r>
+              <w:rPr>
+                <w:b w:val="1"/>
+                <w:bCs w:val="1"/>
+                <w:rtl w:val="0"/>
+              </w:rPr>
+              <w:t xml:space="preserve">Права и роли</w:t>
+            </w:r>
+          </w:p>
+        </w:tc>
+      </w:tr>
+      <w:tr>
+        <w:trPr>
+          <w:cantSplit w:val="0"/>
+          <w:tblHeader w:val="0"/>
+        </w:trPr>
+        <w:tc>
+          <w:tcPr/>
+          <w:p>
+            <w:pPr>
+              <w:jc w:val="center"/>
+              <w:rPr/>
+            </w:pPr>
+            <w:r>
+              <w:rPr>
+                <w:rtl w:val="0"/>
+              </w:rPr>
+            </w:r>
+          </w:p>
+          <w:p>
+            <w:pPr>
+              <w:jc w:val="center"/>
+              <w:rPr/>
+            </w:pPr>
+            <w:r>
+              <w:rPr>
+                <w:rtl w:val="0"/>
+              </w:rPr>
+            </w:r>
+          </w:p>
+          <w:p>
+            <w:pPr>
+              <w:jc w:val="center"/>
+              <w:rPr/>
+            </w:pPr>
+            <w:r>
+              <w:rPr>
+                <w:rtl w:val="0"/>
+              </w:rPr>
+            </w:r>
+          </w:p>
+          <w:p>
+            <w:pPr>
+              <w:jc w:val="center"/>
+              <w:rPr/>
+            </w:pPr>
+            <w:r>
+              <w:rPr>
+                <w:rtl w:val="0"/>
+              </w:rPr>
+            </w:r>
+          </w:p>
+        </w:tc>
+        <w:tc>
+          <w:tcPr/>
+          <w:p>
+            <w:pPr>
+              <w:jc w:val="center"/>
+              <w:rPr/>
+            </w:pPr>
+            <w:r>
+              <w:rPr>
+                <w:rtl w:val="0"/>
+              </w:rPr>
+            </w:r>
+          </w:p>
+        </w:tc>
+      </w:tr>
+    </w:tbl>
+    <w:p>
+      <w:pPr>
+        <w:jc w:val="right"/>
+        <w:rPr/>
+      </w:pPr>
+      <w:r>
+        <w:rPr>
+          <w:rtl w:val="0"/>
+        </w:rPr>
+      </w:r>
+    </w:p>
+    <w:p>
+      <w:pPr>
+        <w:rPr/>
+      </w:pPr>
+      <w:r>
+        <w:rPr>
+          <w:rtl w:val="0"/>
+        </w:rPr>
+      </w:r>
+    </w:p>
     <w:sectPr>
-      <w:footerReference r:id="rId7" w:type="default"/>
-      <w:footerReference r:id="rId8" w:type="first"/>
+      <w:type w:val="nextPage"/>
       <w:pgSz w:h="16838" w:w="11906" w:orient="portrait"/>
-      <w:pgMar w:bottom="1021" w:top="1021" w:left="1021" w:right="1021" w:header="680" w:footer="709"/>
-      <w:pgNumType w:start="1"/>
-      <w:titlePg w:val="1"/>
+      <w:pgMar w:bottom="1021" w:top="1021" w:left="1021" w:right="1021" w:header="283" w:footer="283"/>
     </w:sectPr>
   </w:body>
 </w:document>
@@ -1636,7 +1965,6 @@
     <w:pPr>
       <w:keepNext w:val="0"/>
       <w:keepLines w:val="0"/>
-      <w:pageBreakBefore w:val="0"/>
       <w:widowControl w:val="1"/>
       <w:pBdr>
         <w:top w:space="0" w:sz="0" w:val="nil"/>
@@ -1699,7 +2027,6 @@
     <w:pPr>
       <w:keepNext w:val="0"/>
       <w:keepLines w:val="0"/>
-      <w:pageBreakBefore w:val="0"/>
       <w:widowControl w:val="1"/>
       <w:pBdr>
         <w:top w:space="0" w:sz="0" w:val="nil"/>
@@ -1756,7 +2083,6 @@
     <w:pPr>
       <w:keepNext w:val="0"/>
       <w:keepLines w:val="0"/>
-      <w:pageBreakBefore w:val="0"/>
       <w:widowControl w:val="1"/>
       <w:pBdr>
         <w:top w:space="0" w:sz="0" w:val="nil"/>
@@ -1927,7 +2253,7 @@
       <w:lvlText w:val="%1.%2"/>
       <w:lvlJc w:val="left"/>
       <w:pPr>
-        <w:ind w:left="7947" w:hanging="576"/>
+        <w:ind w:left="7947" w:hanging="7947"/>
       </w:pPr>
       <w:rPr/>
     </w:lvl>
@@ -2193,6 +2519,22 @@
     </w:tblPr>
   </w:style>
   <w:style w:type="table" w:styleId="Table3">
+    <w:basedOn w:val="TableNormal"/>
+    <w:pPr>
+      <w:spacing w:after="0" w:line="240" w:lineRule="auto"/>
+    </w:pPr>
+    <w:tblPr>
+      <w:tblStyleRowBandSize w:val="1"/>
+      <w:tblStyleColBandSize w:val="1"/>
+      <w:tblCellMar>
+        <w:top w:w="0.0" w:type="dxa"/>
+        <w:left w:w="108.0" w:type="dxa"/>
+        <w:bottom w:w="0.0" w:type="dxa"/>
+        <w:right w:w="108.0" w:type="dxa"/>
+      </w:tblCellMar>
+    </w:tblPr>
+  </w:style>
+  <w:style w:type="table" w:styleId="Table4">
     <w:basedOn w:val="TableNormal"/>
     <w:pPr>
       <w:spacing w:after="0" w:line="240" w:lineRule="auto"/>

--- a/services/export-service/templates/web/03_general_info.docx
+++ b/services/export-service/templates/web/03_general_info.docx
@@ -339,7 +339,7 @@
               <w:rPr>
                 <w:rtl w:val="0"/>
               </w:rPr>
-              <w:t xml:space="preserve">{{ executors_list | join('\n') }}</w:t>
+              <w:t xml:space="preserve">{{ executors_list | join('\n')  }}</w:t>
             </w:r>
           </w:p>
         </w:tc>
@@ -604,7 +604,7 @@
               <w:rPr>
                 <w:rtl w:val="0"/>
               </w:rPr>
-              <w:t xml:space="preserve">{{r testConditions }}</w:t>
+              <w:t xml:space="preserve">{{ testConditions }}</w:t>
             </w:r>
           </w:p>
         </w:tc>

--- a/services/export-service/templates/web/03_general_info.docx
+++ b/services/export-service/templates/web/03_general_info.docx
@@ -50,10 +50,6 @@
     <w:p>
       <w:pPr>
         <w:pStyle w:val="Heading2"/>
-        <w:numPr>
-          <w:ilvl w:val="1"/>
-          <w:numId w:val="2"/>
-        </w:numPr>
         <w:ind w:left="0" w:firstLine="0"/>
         <w:rPr>
           <w:rFonts w:ascii="Times New Roman" w:cs="Times New Roman" w:eastAsia="Times New Roman" w:hAnsi="Times New Roman"/>
@@ -65,6 +61,14 @@
       </w:pPr>
       <w:bookmarkStart w:colFirst="0" w:colLast="0" w:name="_2jek7ikzqhxf" w:id="1"/>
       <w:bookmarkEnd w:id="1"/>
+      <w:r>
+        <w:rPr>
+          <w:sz w:val="28"/>
+          <w:szCs w:val="28"/>
+          <w:rtl w:val="0"/>
+        </w:rPr>
+        <w:t xml:space="preserve">{{ sub(1) }} </w:t>
+      </w:r>
       <w:r>
         <w:rPr>
           <w:rFonts w:ascii="Times New Roman" w:cs="Times New Roman" w:eastAsia="Times New Roman" w:hAnsi="Times New Roman"/>
@@ -339,7 +343,7 @@
               <w:rPr>
                 <w:rtl w:val="0"/>
               </w:rPr>
-              <w:t xml:space="preserve">{{ executors_list | join('\n')  }}</w:t>
+              <w:t xml:space="preserve">{{ executors }}</w:t>
             </w:r>
           </w:p>
         </w:tc>
@@ -348,10 +352,6 @@
     <w:p>
       <w:pPr>
         <w:pStyle w:val="Heading2"/>
-        <w:numPr>
-          <w:ilvl w:val="1"/>
-          <w:numId w:val="2"/>
-        </w:numPr>
         <w:ind w:left="0" w:firstLine="0"/>
         <w:rPr>
           <w:rFonts w:ascii="Times New Roman" w:cs="Times New Roman" w:eastAsia="Times New Roman" w:hAnsi="Times New Roman"/>
@@ -365,14 +365,22 @@
       <w:bookmarkEnd w:id="2"/>
       <w:r>
         <w:rPr>
-          <w:rFonts w:ascii="Times New Roman" w:cs="Times New Roman" w:eastAsia="Times New Roman" w:hAnsi="Times New Roman"/>
-          <w:b w:val="0"/>
-          <w:bCs w:val="0"/>
           <w:sz w:val="28"/>
           <w:szCs w:val="28"/>
           <w:rtl w:val="0"/>
         </w:rPr>
-        <w:t xml:space="preserve"> Модель нарушителя</w:t>
+        <w:t xml:space="preserve">{{ sub(2) }} </w:t>
+      </w:r>
+      <w:r>
+        <w:rPr>
+          <w:rFonts w:ascii="Times New Roman" w:cs="Times New Roman" w:eastAsia="Times New Roman" w:hAnsi="Times New Roman"/>
+          <w:b w:val="0"/>
+          <w:bCs w:val="0"/>
+          <w:sz w:val="28"/>
+          <w:szCs w:val="28"/>
+          <w:rtl w:val="0"/>
+        </w:rPr>
+        <w:t xml:space="preserve">Модель нарушителя</w:t>
       </w:r>
     </w:p>
     <w:tbl>
@@ -623,15 +631,19 @@
     <w:p>
       <w:pPr>
         <w:pStyle w:val="Heading2"/>
-        <w:numPr>
-          <w:ilvl w:val="1"/>
-          <w:numId w:val="2"/>
-        </w:numPr>
         <w:ind w:left="0" w:firstLine="0"/>
         <w:rPr/>
       </w:pPr>
       <w:bookmarkStart w:colFirst="0" w:colLast="0" w:name="_28zfe9ruyvfg" w:id="3"/>
       <w:bookmarkEnd w:id="3"/>
+      <w:r>
+        <w:rPr>
+          <w:sz w:val="28"/>
+          <w:szCs w:val="28"/>
+          <w:rtl w:val="0"/>
+        </w:rPr>
+        <w:t xml:space="preserve">{{ sub(3) }} </w:t>
+      </w:r>
       <w:r>
         <w:rPr>
           <w:rtl w:val="0"/>
@@ -728,10 +740,6 @@
     <w:p>
       <w:pPr>
         <w:pStyle w:val="Heading2"/>
-        <w:numPr>
-          <w:ilvl w:val="1"/>
-          <w:numId w:val="2"/>
-        </w:numPr>
         <w:ind w:left="0" w:firstLine="0"/>
         <w:rPr>
           <w:rFonts w:ascii="Times New Roman" w:cs="Times New Roman" w:eastAsia="Times New Roman" w:hAnsi="Times New Roman"/>
@@ -743,6 +751,14 @@
       </w:pPr>
       <w:bookmarkStart w:colFirst="0" w:colLast="0" w:name="_c5b01a536wuo" w:id="5"/>
       <w:bookmarkEnd w:id="5"/>
+      <w:r>
+        <w:rPr>
+          <w:sz w:val="28"/>
+          <w:szCs w:val="28"/>
+          <w:rtl w:val="0"/>
+        </w:rPr>
+        <w:t xml:space="preserve">{{ sub(4) }} </w:t>
+      </w:r>
       <w:r>
         <w:rPr>
           <w:rFonts w:ascii="Times New Roman" w:cs="Times New Roman" w:eastAsia="Times New Roman" w:hAnsi="Times New Roman"/>
@@ -1511,39 +1527,28 @@
     </w:p>
     <w:p>
       <w:pPr>
-        <w:rPr/>
-      </w:pPr>
-      <w:r>
-        <w:rPr>
-          <w:rtl w:val="0"/>
-        </w:rPr>
-        <w:t xml:space="preserve">Детальное описание методики и проведенных тестов описано в </w:t>
-      </w:r>
-    </w:p>
-    <w:p>
-      <w:pPr>
         <w:rPr>
           <w:color w:val="44546a"/>
-          <w:sz w:val="40"/>
-          <w:szCs w:val="40"/>
-        </w:rPr>
-      </w:pPr>
+        </w:rPr>
+      </w:pPr>
+      <w:r>
+        <w:rPr>
+          <w:rtl w:val="0"/>
+        </w:rPr>
+        <w:t xml:space="preserve">Детальное описание методики и проведенных тестов описано в п</w:t>
+      </w:r>
       <w:r>
         <w:rPr>
           <w:rFonts w:ascii="Times New Roman" w:cs="Times New Roman" w:eastAsia="Times New Roman" w:hAnsi="Times New Roman"/>
           <w:b w:val="0"/>
           <w:bCs w:val="0"/>
-          <w:sz w:val="40"/>
-          <w:szCs w:val="40"/>
-          <w:rtl w:val="0"/>
-        </w:rPr>
-        <w:t xml:space="preserve">Приложение 1. Чек-лист проведения тестирования.</w:t>
+          <w:rtl w:val="0"/>
+        </w:rPr>
+        <w:t xml:space="preserve">риложение 1. Чек-лист проведения тестирования.</w:t>
       </w:r>
       <w:r>
         <w:rPr>
           <w:color w:val="44546a"/>
-          <w:sz w:val="40"/>
-          <w:szCs w:val="40"/>
           <w:rtl w:val="0"/>
         </w:rPr>
         <w:t xml:space="preserve"> </w:t>
@@ -1610,10 +1615,6 @@
     <w:p>
       <w:pPr>
         <w:pStyle w:val="Heading2"/>
-        <w:numPr>
-          <w:ilvl w:val="1"/>
-          <w:numId w:val="2"/>
-        </w:numPr>
         <w:ind w:left="0" w:firstLine="0"/>
         <w:rPr>
           <w:rFonts w:ascii="Times New Roman" w:cs="Times New Roman" w:eastAsia="Times New Roman" w:hAnsi="Times New Roman"/>
@@ -1625,6 +1626,14 @@
       </w:pPr>
       <w:bookmarkStart w:colFirst="0" w:colLast="0" w:name="_gxyynjcuq5gc" w:id="6"/>
       <w:bookmarkEnd w:id="6"/>
+      <w:r>
+        <w:rPr>
+          <w:sz w:val="28"/>
+          <w:szCs w:val="28"/>
+          <w:rtl w:val="0"/>
+        </w:rPr>
+        <w:t xml:space="preserve">{{ sub(5) }} </w:t>
+      </w:r>
       <w:r>
         <w:rPr>
           <w:rFonts w:ascii="Times New Roman" w:cs="Times New Roman" w:eastAsia="Times New Roman" w:hAnsi="Times New Roman"/>
@@ -1696,7 +1705,7 @@
           <w:bCs w:val="1"/>
           <w:rtl w:val="0"/>
         </w:rPr>
-        <w:t xml:space="preserve">Таблица 1 Перечень предоставленных учетных записей</w:t>
+        <w:t xml:space="preserve">Таблица {{next_table()}} Перечень предоставленных учетных записей</w:t>
       </w:r>
     </w:p>
     <w:tbl>
@@ -2147,103 +2156,8 @@
       </w:rPr>
     </w:lvl>
   </w:abstractNum>
-  <w:abstractNum w:abstractNumId="2">
-    <w:lvl w:ilvl="0">
-      <w:start w:val="1"/>
-      <w:numFmt w:val="decimal"/>
-      <w:lvlText w:val="%1"/>
-      <w:lvlJc w:val="left"/>
-      <w:pPr>
-        <w:ind w:left="432" w:hanging="432"/>
-      </w:pPr>
-      <w:rPr/>
-    </w:lvl>
-    <w:lvl w:ilvl="1">
-      <w:start w:val="1"/>
-      <w:numFmt w:val="decimal"/>
-      <w:lvlText w:val="%1.%2"/>
-      <w:lvlJc w:val="left"/>
-      <w:pPr>
-        <w:ind w:left="7947" w:hanging="7947"/>
-      </w:pPr>
-      <w:rPr/>
-    </w:lvl>
-    <w:lvl w:ilvl="2">
-      <w:start w:val="1"/>
-      <w:numFmt w:val="decimal"/>
-      <w:lvlText w:val="%1.%2.%3"/>
-      <w:lvlJc w:val="left"/>
-      <w:pPr>
-        <w:ind w:left="1855" w:hanging="720"/>
-      </w:pPr>
-      <w:rPr/>
-    </w:lvl>
-    <w:lvl w:ilvl="3">
-      <w:start w:val="1"/>
-      <w:numFmt w:val="decimal"/>
-      <w:lvlText w:val="%1.%2.%3.%4"/>
-      <w:lvlJc w:val="left"/>
-      <w:pPr>
-        <w:ind w:left="864" w:hanging="864"/>
-      </w:pPr>
-      <w:rPr/>
-    </w:lvl>
-    <w:lvl w:ilvl="4">
-      <w:start w:val="1"/>
-      <w:numFmt w:val="decimal"/>
-      <w:lvlText w:val="%1.%2.%3.%4.%5"/>
-      <w:lvlJc w:val="left"/>
-      <w:pPr>
-        <w:ind w:left="1008" w:hanging="1008"/>
-      </w:pPr>
-      <w:rPr/>
-    </w:lvl>
-    <w:lvl w:ilvl="5">
-      <w:start w:val="1"/>
-      <w:numFmt w:val="decimal"/>
-      <w:lvlText w:val="%1.%2.%3.%4.%5.%6"/>
-      <w:lvlJc w:val="left"/>
-      <w:pPr>
-        <w:ind w:left="1152" w:hanging="1152"/>
-      </w:pPr>
-      <w:rPr/>
-    </w:lvl>
-    <w:lvl w:ilvl="6">
-      <w:start w:val="1"/>
-      <w:numFmt w:val="decimal"/>
-      <w:lvlText w:val="%1.%2.%3.%4.%5.%6.%7"/>
-      <w:lvlJc w:val="left"/>
-      <w:pPr>
-        <w:ind w:left="1296" w:hanging="1296"/>
-      </w:pPr>
-      <w:rPr/>
-    </w:lvl>
-    <w:lvl w:ilvl="7">
-      <w:start w:val="1"/>
-      <w:numFmt w:val="decimal"/>
-      <w:lvlText w:val="%1.%2.%3.%4.%5.%6.%7.%8"/>
-      <w:lvlJc w:val="left"/>
-      <w:pPr>
-        <w:ind w:left="1440" w:hanging="1440"/>
-      </w:pPr>
-      <w:rPr/>
-    </w:lvl>
-    <w:lvl w:ilvl="8">
-      <w:start w:val="1"/>
-      <w:numFmt w:val="decimal"/>
-      <w:lvlText w:val="%1.%2.%3.%4.%5.%6.%7.%8.%9"/>
-      <w:lvlJc w:val="left"/>
-      <w:pPr>
-        <w:ind w:left="1584" w:hanging="1584"/>
-      </w:pPr>
-      <w:rPr/>
-    </w:lvl>
-  </w:abstractNum>
   <w:num w:numId="1">
     <w:abstractNumId w:val="1"/>
-  </w:num>
-  <w:num w:numId="2">
-    <w:abstractNumId w:val="2"/>
   </w:num>
 </w:numbering>
 </file>

--- a/services/export-service/templates/web/03_general_info.docx
+++ b/services/export-service/templates/web/03_general_info.docx
@@ -680,6 +680,7 @@
       <w:tr>
         <w:trPr>
           <w:cantSplit w:val="0"/>
+          <w:trHeight w:val="260.9765625" w:hRule="atLeast"/>
           <w:tblHeader w:val="0"/>
         </w:trPr>
         <w:tc>
@@ -692,7 +693,7 @@
               <w:rPr>
                 <w:rtl w:val="0"/>
               </w:rPr>
-              <w:t xml:space="preserve">Burp Suite </w:t>
+              <w:t xml:space="preserve">{{ software_table }}</w:t>
             </w:r>
           </w:p>
         </w:tc>
@@ -706,17 +707,7 @@
               <w:rPr>
                 <w:rtl w:val="0"/>
               </w:rPr>
-              <w:t xml:space="preserve">Интегрированная платформа для тестирования безопасности веб-приложений как в ручном, так и в автоматических режимах. Перехватывает сообщения, проходящие по протоколу HTTP(S) в режиме man-in-the-middle</w:t>
-            </w:r>
-          </w:p>
-          <w:p>
-            <w:pPr>
-              <w:rPr/>
-            </w:pPr>
-            <w:r>
-              <w:rPr>
-                <w:rtl w:val="0"/>
-              </w:rPr>
+              <w:t xml:space="preserve">{{ software_table }}</w:t>
             </w:r>
           </w:p>
         </w:tc>
@@ -726,21 +717,6 @@
       <w:pPr>
         <w:pStyle w:val="Heading2"/>
         <w:ind w:left="0" w:firstLine="0"/>
-        <w:rPr/>
-      </w:pPr>
-      <w:bookmarkStart w:colFirst="0" w:colLast="0" w:name="_sec039qihgn6" w:id="4"/>
-      <w:bookmarkEnd w:id="4"/>
-      <w:r>
-        <w:rPr>
-          <w:rtl w:val="0"/>
-        </w:rPr>
-        <w:t xml:space="preserve">{% for s in software %} {{ s.name }} {{ s.description }}{% endfor %}</w:t>
-      </w:r>
-    </w:p>
-    <w:p>
-      <w:pPr>
-        <w:pStyle w:val="Heading2"/>
-        <w:ind w:left="0" w:firstLine="0"/>
         <w:rPr>
           <w:rFonts w:ascii="Times New Roman" w:cs="Times New Roman" w:eastAsia="Times New Roman" w:hAnsi="Times New Roman"/>
           <w:b w:val="0"/>
@@ -749,8 +725,8 @@
           <w:szCs w:val="32"/>
         </w:rPr>
       </w:pPr>
-      <w:bookmarkStart w:colFirst="0" w:colLast="0" w:name="_c5b01a536wuo" w:id="5"/>
-      <w:bookmarkEnd w:id="5"/>
+      <w:bookmarkStart w:colFirst="0" w:colLast="0" w:name="_c5b01a536wuo" w:id="4"/>
+      <w:bookmarkEnd w:id="4"/>
       <w:r>
         <w:rPr>
           <w:sz w:val="28"/>
@@ -1624,8 +1600,8 @@
           <w:szCs w:val="32"/>
         </w:rPr>
       </w:pPr>
-      <w:bookmarkStart w:colFirst="0" w:colLast="0" w:name="_gxyynjcuq5gc" w:id="6"/>
-      <w:bookmarkEnd w:id="6"/>
+      <w:bookmarkStart w:colFirst="0" w:colLast="0" w:name="_gxyynjcuq5gc" w:id="5"/>
+      <w:bookmarkEnd w:id="5"/>
       <w:r>
         <w:rPr>
           <w:sz w:val="28"/>
